--- a/arb/docx/47.content.docx
+++ b/arb/docx/47.content.docx
@@ -15242,23 +15242,7 @@
           <w:cs/>
           <w:lang w:val="ar_AE" w:bidi="ar_AE"/>
         </w:rPr>
-        <w:t xml:space="preserve">؛ </w:t>
-      </w:r>
-      <w:r>
-        <w:rPr>
-          <w:rtl/>
-          <w:cs/>
-          <w:lang w:val="ar_AE" w:bidi="ar_AE"/>
-        </w:rPr>
-        <w:t>مقدمة كتاب كورنثوس الأولى</w:t>
-      </w:r>
-      <w:r>
-        <w:rPr>
-          <w:rtl/>
-          <w:cs/>
-          <w:lang w:val="ar_AE" w:bidi="ar_AE"/>
-        </w:rPr>
-        <w:t>، "الإعداد").</w:t>
+        <w:t>؛ مقدمة كتاب كورنثوس الأولى، "الإعداد").</w:t>
       </w:r>
       <w:r>
         <w:rPr>
